--- a/docs/projeto/01-entregas/docx/Roteiro_1-Diagnostico-e-Teorizacao_v1.docx
+++ b/docs/projeto/01-entregas/docx/Roteiro_1-Diagnostico-e-Teorizacao_v1.docx
@@ -352,7 +352,7 @@
         <w:rPr>
           <w:sz w:val="24"/>
         </w:rPr>
-        <w:t>Pretendemos publicar o código e a documentação sob licença MIT. A oficina permitirá observar se uma pessoa de fora do grupo consegue seguir as instruções e em quais etapas precisa de ajuda. A necessidade de apoio técnico será um dos resultados dessa avaliação.</w:t>
+        <w:t>Pretendemos publicar o código e a documentação sob licença GNU GPL v3. A oficina permitirá observar se uma pessoa de fora do grupo consegue seguir as instruções e em quais etapas precisa de ajuda. A necessidade de apoio técnico será um dos resultados dessa avaliação.</w:t>
       </w:r>
     </w:p>
     <w:p>
@@ -385,7 +385,7 @@
         <w:rPr>
           <w:sz w:val="24"/>
         </w:rPr>
-        <w:t>2. Publicar o hardware e o firmware como projeto aberto, sob licença MIT, com lista de materiais e instruções de montagem e configuração, avaliando sua compreensão por uma pessoa de fora do grupo.</w:t>
+        <w:t>2. Publicar o hardware e o firmware como projeto aberto, sob licença GNU GPL v3, com lista de materiais e instruções de montagem e configuração, avaliando sua compreensão por uma pessoa de fora do grupo.</w:t>
       </w:r>
     </w:p>
     <w:p>
